--- a/public/downloads/lb-moderation-guide.docx
+++ b/public/downloads/lb-moderation-guide.docx
@@ -2761,7 +2761,7 @@
           <w:sz w:val="22"/>
           <w:szCs w:val="22"/>
         </w:rPr>
-        <w:t xml:space="preserve">Your level (circle one):   No Level Awarded  ·  Theorist  ·  Practitioner  ·  Reflective Practitioner</w:t>
+        <w:t xml:space="preserve">Your level (circle one):   No level awarded  ·  Theorist  ·  Practitioner  ·  Reflective Practitioner</w:t>
       </w:r>
     </w:p>
     <w:p>
